--- a/smash/PSD-Smash-Tournament-Rules.docx
+++ b/smash/PSD-Smash-Tournament-Rules.docx
@@ -1116,36 +1116,36 @@
           <w:szCs w:val="19"/>
           <w:rtl w:val="0"/>
         </w:rPr>
-        <w:t xml:space="preserve">Teams are drawn into groups (</w:t>
-      </w:r>
-      <w:r>
-        <w:rPr>
-          <w:rFonts w:ascii="Calibri" w:cs="Calibri" w:eastAsia="Calibri" w:hAnsi="Calibri"/>
-          <w:b w:val="1"/>
-          <w:bCs w:val="1"/>
-          <w:sz w:val="19"/>
-          <w:szCs w:val="19"/>
-          <w:rtl w:val="0"/>
-        </w:rPr>
-        <w:t xml:space="preserve">4 teams per group</w:t>
-      </w:r>
-      <w:r>
-        <w:rPr>
-          <w:rFonts w:ascii="Calibri" w:cs="Calibri" w:eastAsia="Calibri" w:hAnsi="Calibri"/>
-          <w:sz w:val="19"/>
-          <w:szCs w:val="19"/>
-          <w:rtl w:val="0"/>
-        </w:rPr>
-        <w:t xml:space="preserve"> (odd amounts of teams will result in groups of 3 or 5)</w:t>
-      </w:r>
-      <w:r>
-        <w:rPr>
-          <w:rFonts w:ascii="Calibri" w:cs="Calibri" w:eastAsia="Calibri" w:hAnsi="Calibri"/>
-          <w:sz w:val="19"/>
-          <w:szCs w:val="19"/>
-          <w:rtl w:val="0"/>
-        </w:rPr>
-        <w:t xml:space="preserve"> — round-robin, 6 matches per group).</w:t>
+        <w:t xml:space="preserve">Teams are drawn into groups of </w:t>
+      </w:r>
+      <w:r>
+        <w:rPr>
+          <w:rFonts w:ascii="Calibri" w:cs="Calibri" w:eastAsia="Calibri" w:hAnsi="Calibri"/>
+          <w:b w:val="1"/>
+          <w:bCs w:val="1"/>
+          <w:sz w:val="19"/>
+          <w:szCs w:val="19"/>
+          <w:rtl w:val="0"/>
+        </w:rPr>
+        <w:t xml:space="preserve">4 teams</w:t>
+      </w:r>
+      <w:r>
+        <w:rPr>
+          <w:rFonts w:ascii="Calibri" w:cs="Calibri" w:eastAsia="Calibri" w:hAnsi="Calibri"/>
+          <w:sz w:val="19"/>
+          <w:szCs w:val="19"/>
+          <w:rtl w:val="0"/>
+        </w:rPr>
+        <w:t xml:space="preserve"> (odd amounts of teams will result in groups of 3)</w:t>
+      </w:r>
+      <w:r>
+        <w:rPr>
+          <w:rFonts w:ascii="Calibri" w:cs="Calibri" w:eastAsia="Calibri" w:hAnsi="Calibri"/>
+          <w:sz w:val="19"/>
+          <w:szCs w:val="19"/>
+          <w:rtl w:val="0"/>
+        </w:rPr>
+        <w:t xml:space="preserve"> — round-robin: a group of 4 plays 6 matches, a group of 3 plays 3.</w:t>
       </w:r>
       <w:r>
         <w:rPr>

--- a/smash/PSD-Smash-Tournament-Rules.docx
+++ b/smash/PSD-Smash-Tournament-Rules.docx
@@ -1663,6 +1663,77 @@
           <w:rtl w:val="0"/>
         </w:rPr>
         <w:t xml:space="preserve"> (not for match play).</w:t>
+      </w:r>
+      <w:r>
+        <w:rPr>
+          <w:rtl w:val="0"/>
+        </w:rPr>
+      </w:r>
+    </w:p>
+    <w:p>
+      <w:pPr>
+        <w:numPr>
+          <w:ilvl w:val="0"/>
+          <w:numId w:val="1"/>
+        </w:numPr>
+        <w:spacing w:after="14" w:line="240" w:lineRule="auto"/>
+        <w:ind w:left="300" w:hanging="200"/>
+        <w:rPr>
+          <w:rFonts w:ascii="Times New Roman" w:cs="Times New Roman" w:eastAsia="Times New Roman" w:hAnsi="Times New Roman"/>
+          <w:color w:val="c00000"/>
+          <w:sz w:val="20"/>
+          <w:szCs w:val="20"/>
+        </w:rPr>
+      </w:pPr>
+      <w:r>
+        <w:rPr>
+          <w:rFonts w:ascii="Calibri" w:cs="Calibri" w:eastAsia="Calibri" w:hAnsi="Calibri"/>
+          <w:b w:val="1"/>
+          <w:bCs w:val="1"/>
+          <w:sz w:val="19"/>
+          <w:szCs w:val="19"/>
+          <w:rtl w:val="0"/>
+        </w:rPr>
+        <w:t xml:space="preserve">Referee commitment: </w:t>
+      </w:r>
+      <w:r>
+        <w:rPr>
+          <w:rFonts w:ascii="Calibri" w:cs="Calibri" w:eastAsia="Calibri" w:hAnsi="Calibri"/>
+          <w:sz w:val="19"/>
+          <w:szCs w:val="19"/>
+          <w:rtl w:val="0"/>
+        </w:rPr>
+        <w:t xml:space="preserve">stations run simultaneously, so the tournament cannot operate without an adult at every station. Each participating school must provide at least one adult to referee for their division's portion of the tournament day. Referees are asked to stay for that division's full schedule, not only while their own teams remain in the tournament.</w:t>
+      </w:r>
+      <w:r>
+        <w:rPr>
+          <w:rtl w:val="0"/>
+        </w:rPr>
+      </w:r>
+    </w:p>
+    <w:p>
+      <w:pPr>
+        <w:numPr>
+          <w:ilvl w:val="0"/>
+          <w:numId w:val="1"/>
+        </w:numPr>
+        <w:spacing w:after="14" w:line="240" w:lineRule="auto"/>
+        <w:ind w:left="300" w:hanging="200"/>
+        <w:rPr>
+          <w:rFonts w:ascii="Times New Roman" w:cs="Times New Roman" w:eastAsia="Times New Roman" w:hAnsi="Times New Roman"/>
+          <w:color w:val="c00000"/>
+          <w:sz w:val="20"/>
+          <w:szCs w:val="20"/>
+        </w:rPr>
+      </w:pPr>
+      <w:r>
+        <w:rPr>
+          <w:rFonts w:ascii="Calibri" w:cs="Calibri" w:eastAsia="Calibri" w:hAnsi="Calibri"/>
+          <w:sz w:val="19"/>
+          <w:szCs w:val="19"/>
+          <w:rtl w:val="0"/>
+        </w:rPr>
+        <w:t xml:space="preserve">Referees are assigned to stations by the organizers and receive a briefing on the day. Wherever possible, a referee will not be assigned to their own school's matches.</w:t>
       </w:r>
       <w:r>
         <w:rPr>

--- a/smash/PSD-Smash-Tournament-Rules.docx
+++ b/smash/PSD-Smash-Tournament-Rules.docx
@@ -162,7 +162,7 @@
           <w:szCs w:val="19"/>
           <w:rtl w:val="0"/>
         </w:rPr>
-        <w:t xml:space="preserve">multiple teams</w:t>
+        <w:t xml:space="preserve">up to two teams</w:t>
       </w:r>
       <w:r>
         <w:rPr>
